--- a/Theory_Assignment/Module  1(T).docx
+++ b/Theory_Assignment/Module  1(T).docx
@@ -21,21 +21,12 @@
           </w14:textOutline>
         </w:rPr>
       </w:pPr>
-      <w:proofErr w:type="gramStart"/>
       <w:r>
         <w:rPr>
           <w:sz w:val="36"/>
           <w:szCs w:val="36"/>
         </w:rPr>
-        <w:t>Module  1</w:t>
-      </w:r>
-      <w:proofErr w:type="gramEnd"/>
-      <w:r>
-        <w:rPr>
-          <w:sz w:val="36"/>
-          <w:szCs w:val="36"/>
-        </w:rPr>
-        <w:t xml:space="preserve"> – Overview of IT Industry</w:t>
+        <w:t>Module  1 – Overview of IT Industry</w:t>
       </w:r>
     </w:p>
     <w:p>
@@ -141,6 +132,13 @@
           <w:bCs/>
         </w:rPr>
       </w:pPr>
+      <w:r>
+        <w:rPr>
+          <w:b/>
+          <w:bCs/>
+        </w:rPr>
+        <w:t>1.</w:t>
+      </w:r>
       <w:r>
         <w:rPr>
           <w:b/>
@@ -809,21 +807,12 @@
           <w:szCs w:val="24"/>
         </w:rPr>
       </w:pPr>
-      <w:proofErr w:type="spellStart"/>
       <w:r>
         <w:rPr>
           <w:sz w:val="24"/>
           <w:szCs w:val="24"/>
         </w:rPr>
-        <w:t>Usally</w:t>
-      </w:r>
-      <w:proofErr w:type="spellEnd"/>
-      <w:r>
-        <w:rPr>
-          <w:sz w:val="24"/>
-          <w:szCs w:val="24"/>
-        </w:rPr>
-        <w:t xml:space="preserve"> a web browser like Google Chrome or Mozilla Firefox </w:t>
+        <w:t xml:space="preserve">Usally a web browser like Google Chrome or Mozilla Firefox </w:t>
       </w:r>
     </w:p>
     <w:p>
@@ -1153,9 +1142,8 @@
           <w:sz w:val="24"/>
           <w:szCs w:val="24"/>
         </w:rPr>
-        <w:t xml:space="preserve">The four </w:t>
-      </w:r>
-      <w:proofErr w:type="gramStart"/>
+        <w:t>The four layers</w:t>
+      </w:r>
       <w:r>
         <w:rPr>
           <w:b/>
@@ -1163,18 +1151,8 @@
           <w:sz w:val="24"/>
           <w:szCs w:val="24"/>
         </w:rPr>
-        <w:t>layers</w:t>
-      </w:r>
-      <w:r>
-        <w:rPr>
-          <w:b/>
-          <w:bCs/>
-          <w:sz w:val="24"/>
-          <w:szCs w:val="24"/>
-        </w:rPr>
         <w:t xml:space="preserve"> :</w:t>
       </w:r>
-      <w:proofErr w:type="gramEnd"/>
     </w:p>
     <w:p>
       <w:pPr>
@@ -1337,9 +1315,8 @@
           <w:sz w:val="24"/>
           <w:szCs w:val="24"/>
         </w:rPr>
-        <w:t xml:space="preserve">Explain Client Server </w:t>
-      </w:r>
-      <w:proofErr w:type="gramStart"/>
+        <w:t xml:space="preserve">Explain Client Server Communication </w:t>
+      </w:r>
       <w:r>
         <w:rPr>
           <w:b/>
@@ -1347,18 +1324,8 @@
           <w:sz w:val="24"/>
           <w:szCs w:val="24"/>
         </w:rPr>
-        <w:t xml:space="preserve">Communication </w:t>
-      </w:r>
-      <w:r>
-        <w:rPr>
-          <w:b/>
-          <w:bCs/>
-          <w:sz w:val="24"/>
-          <w:szCs w:val="24"/>
-        </w:rPr>
         <w:t>.</w:t>
       </w:r>
-      <w:proofErr w:type="gramEnd"/>
     </w:p>
     <w:p>
       <w:pPr>
@@ -1546,27 +1513,7 @@
           <w:sz w:val="24"/>
           <w:szCs w:val="24"/>
         </w:rPr>
-        <w:t xml:space="preserve"> from </w:t>
-      </w:r>
-      <w:proofErr w:type="spellStart"/>
-      <w:r>
-        <w:rPr>
-          <w:b/>
-          <w:bCs/>
-          <w:sz w:val="24"/>
-          <w:szCs w:val="24"/>
-        </w:rPr>
-        <w:t>fiber</w:t>
-      </w:r>
-      <w:proofErr w:type="spellEnd"/>
-      <w:r>
-        <w:rPr>
-          <w:b/>
-          <w:bCs/>
-          <w:sz w:val="24"/>
-          <w:szCs w:val="24"/>
-        </w:rPr>
-        <w:t xml:space="preserve">-optic internet? </w:t>
+        <w:t xml:space="preserve"> from fiber-optic internet? </w:t>
       </w:r>
     </w:p>
     <w:p>
@@ -1614,42 +1561,18 @@
           <w:b/>
           <w:bCs/>
         </w:rPr>
-        <w:t xml:space="preserve"> How </w:t>
-      </w:r>
-      <w:proofErr w:type="spellStart"/>
-      <w:r>
-        <w:rPr>
-          <w:b/>
-          <w:bCs/>
-        </w:rPr>
-        <w:t>fiber</w:t>
-      </w:r>
-      <w:proofErr w:type="spellEnd"/>
-      <w:r>
-        <w:rPr>
-          <w:b/>
-          <w:bCs/>
-        </w:rPr>
-        <w:t>-optic works:</w:t>
-      </w:r>
-    </w:p>
-    <w:p>
-      <w:pPr>
-        <w:rPr>
-          <w:b/>
-          <w:bCs/>
-        </w:rPr>
-      </w:pPr>
-      <w:r>
-        <w:t xml:space="preserve">Fiber-optic cables transmit data as pulses of light through strands of glass or plastic thinner than a human hair. Light travels at roughly 200,000 km per second through glass, and it does not degrade the way electrical signals do over copper. A signal can travel dozens of kilometres through a </w:t>
-      </w:r>
-      <w:proofErr w:type="spellStart"/>
-      <w:r>
-        <w:t>fiber</w:t>
-      </w:r>
-      <w:proofErr w:type="spellEnd"/>
-      <w:r>
-        <w:t xml:space="preserve"> cable with almost no loss in strength.</w:t>
+        <w:t xml:space="preserve"> How fiber-optic works:</w:t>
+      </w:r>
+    </w:p>
+    <w:p>
+      <w:pPr>
+        <w:rPr>
+          <w:b/>
+          <w:bCs/>
+        </w:rPr>
+      </w:pPr>
+      <w:r>
+        <w:t>Fiber-optic cables transmit data as pulses of light through strands of glass or plastic thinner than a human hair. Light travels at roughly 200,000 km per second through glass, and it does not degrade the way electrical signals do over copper. A signal can travel dozens of kilometres through a fiber cable with almost no loss in strength.</w:t>
       </w:r>
     </w:p>
     <w:p>
@@ -1827,21 +1750,12 @@
                 <w:bCs/>
               </w:rPr>
             </w:pPr>
-            <w:proofErr w:type="spellStart"/>
             <w:r>
               <w:rPr>
                 <w:b/>
                 <w:bCs/>
               </w:rPr>
-              <w:t>HyperText</w:t>
-            </w:r>
-            <w:proofErr w:type="spellEnd"/>
-            <w:r>
-              <w:rPr>
-                <w:b/>
-                <w:bCs/>
-              </w:rPr>
-              <w:t xml:space="preserve"> Transfer Protocol</w:t>
+              <w:t>HyperText Transfer Protocol</w:t>
             </w:r>
           </w:p>
         </w:tc>
@@ -1859,21 +1773,12 @@
                 <w:bCs/>
               </w:rPr>
             </w:pPr>
-            <w:proofErr w:type="spellStart"/>
             <w:r>
               <w:rPr>
                 <w:b/>
                 <w:bCs/>
               </w:rPr>
-              <w:t>HyperText</w:t>
-            </w:r>
-            <w:proofErr w:type="spellEnd"/>
-            <w:r>
-              <w:rPr>
-                <w:b/>
-                <w:bCs/>
-              </w:rPr>
-              <w:t xml:space="preserve"> Transfer Protocol Secure</w:t>
+              <w:t>HyperText Transfer Protocol Secure</w:t>
             </w:r>
           </w:p>
         </w:tc>
@@ -3249,15 +3154,7 @@
         <w:t>organization</w:t>
       </w:r>
       <w:r>
-        <w:t xml:space="preserve"> by separating different parts of the system such as user interface, business logic, and data handling. This makes the system </w:t>
-      </w:r>
-      <w:proofErr w:type="gramStart"/>
-      <w:r>
-        <w:t>more clear and systematic</w:t>
-      </w:r>
-      <w:proofErr w:type="gramEnd"/>
-      <w:r>
-        <w:t>.</w:t>
+        <w:t xml:space="preserve"> by separating different parts of the system such as user interface, business logic, and data handling. This makes the system more clear and systematic.</w:t>
       </w:r>
     </w:p>
     <w:p>
@@ -3515,15 +3412,7 @@
         <w:t>consistency</w:t>
       </w:r>
       <w:r>
-        <w:t xml:space="preserve"> across development, testing, and deployment. Using the same environment reduces compatibility issues and unexpected </w:t>
-      </w:r>
-      <w:proofErr w:type="spellStart"/>
-      <w:r>
-        <w:t>behavior</w:t>
-      </w:r>
-      <w:proofErr w:type="spellEnd"/>
-      <w:r>
-        <w:t>.</w:t>
+        <w:t xml:space="preserve"> across development, testing, and deployment. Using the same environment reduces compatibility issues and unexpected behavior.</w:t>
       </w:r>
     </w:p>
     <w:p>
@@ -4255,13 +4144,8 @@
       <w:pPr>
         <w:pStyle w:val="Heading2"/>
       </w:pPr>
-      <w:proofErr w:type="spellStart"/>
-      <w:r>
-        <w:t>Github</w:t>
-      </w:r>
-      <w:proofErr w:type="spellEnd"/>
-      <w:r>
-        <w:t xml:space="preserve"> and Introductions </w:t>
+      <w:r>
+        <w:t xml:space="preserve">Github and Introductions </w:t>
       </w:r>
     </w:p>
     <w:p>
@@ -4450,13 +4334,8 @@
         <w:pStyle w:val="Heading2"/>
       </w:pPr>
       <w:r>
-        <w:t xml:space="preserve">Student Account in </w:t>
-      </w:r>
-      <w:proofErr w:type="spellStart"/>
-      <w:r>
-        <w:t>Github</w:t>
-      </w:r>
-      <w:proofErr w:type="spellEnd"/>
+        <w:t>Student Account in Github</w:t>
+      </w:r>
     </w:p>
     <w:p>
       <w:pPr>
@@ -4502,23 +4381,7 @@
           <w:b/>
           <w:bCs/>
         </w:rPr>
-        <w:t xml:space="preserve">What are the benefits of using </w:t>
-      </w:r>
-      <w:proofErr w:type="spellStart"/>
-      <w:r>
-        <w:rPr>
-          <w:b/>
-          <w:bCs/>
-        </w:rPr>
-        <w:t>Github</w:t>
-      </w:r>
-      <w:proofErr w:type="spellEnd"/>
-      <w:r>
-        <w:rPr>
-          <w:b/>
-          <w:bCs/>
-        </w:rPr>
-        <w:t xml:space="preserve"> for students?</w:t>
+        <w:t>What are the benefits of using Github for students?</w:t>
       </w:r>
     </w:p>
     <w:p>
@@ -4923,13 +4786,8 @@
             <w:pPr>
               <w:ind w:left="1786"/>
             </w:pPr>
-            <w:proofErr w:type="gramStart"/>
             <w:r>
-              <w:t>Usually</w:t>
-            </w:r>
-            <w:proofErr w:type="gramEnd"/>
-            <w:r>
-              <w:t xml:space="preserve"> free</w:t>
+              <w:t>Usually free</w:t>
             </w:r>
           </w:p>
         </w:tc>
@@ -5634,15 +5492,7 @@
     </w:p>
     <w:p>
       <w:r>
-        <w:t xml:space="preserve">In this stage, the needs and expectations of users are collected and </w:t>
-      </w:r>
-      <w:proofErr w:type="spellStart"/>
-      <w:r>
-        <w:t>analyzed</w:t>
-      </w:r>
-      <w:proofErr w:type="spellEnd"/>
-      <w:r>
-        <w:t>.</w:t>
+        <w:t>In this stage, the needs and expectations of users are collected and analyzed.</w:t>
       </w:r>
     </w:p>
     <w:p>
@@ -6035,15 +5885,7 @@
         <w:t>requirement analysis phase</w:t>
       </w:r>
       <w:r>
-        <w:t xml:space="preserve"> is the first and most important stage of the Software Development Life Cycle (SDLC). In this phase, the needs and expectations of users are carefully gathered, </w:t>
-      </w:r>
-      <w:proofErr w:type="spellStart"/>
-      <w:r>
-        <w:t>analyzed</w:t>
-      </w:r>
-      <w:proofErr w:type="spellEnd"/>
-      <w:r>
-        <w:t xml:space="preserve">, and documented. It acts as the </w:t>
+        <w:t xml:space="preserve"> is the first and most important stage of the Software Development Life Cycle (SDLC). In this phase, the needs and expectations of users are carefully gathered, analyzed, and documented. It acts as the </w:t>
       </w:r>
       <w:r>
         <w:rPr>
@@ -6365,15 +6207,7 @@
     </w:p>
     <w:p>
       <w:r>
-        <w:t xml:space="preserve">It helps in </w:t>
-      </w:r>
-      <w:proofErr w:type="spellStart"/>
-      <w:r>
-        <w:t>analyzing</w:t>
-      </w:r>
-      <w:proofErr w:type="spellEnd"/>
-      <w:r>
-        <w:t xml:space="preserve"> the problem deeply and removing confusion or ambiguity. This ensures that developers build the correct solution.</w:t>
+        <w:t>It helps in analyzing the problem deeply and removing confusion or ambiguity. This ensures that developers build the correct solution.</w:t>
       </w:r>
     </w:p>
     <w:p>
@@ -7997,15 +7831,7 @@
         <w:t>UI (User Interface)</w:t>
       </w:r>
       <w:r>
-        <w:t xml:space="preserve"> focuses on the look and layout of the application (buttons, </w:t>
-      </w:r>
-      <w:proofErr w:type="spellStart"/>
-      <w:r>
-        <w:t>colors</w:t>
-      </w:r>
-      <w:proofErr w:type="spellEnd"/>
-      <w:r>
-        <w:t xml:space="preserve">, screens). </w:t>
+        <w:t xml:space="preserve"> focuses on the look and layout of the application (buttons, colors, screens). </w:t>
       </w:r>
     </w:p>
     <w:p>
@@ -9381,15 +9207,7 @@
         <w:t>Making decisions visible.</w:t>
       </w:r>
       <w:r>
-        <w:t xml:space="preserve"> In code, a decision is written as if/else or switch — it blends into surrounding lines and is easy to miss. In a flowchart, every decision is a diamond shape with labelled exits, making the branching logic immediately obvious to anyone reading it. You can instantly see how many paths exist and where each </w:t>
-      </w:r>
-      <w:proofErr w:type="gramStart"/>
-      <w:r>
-        <w:t>leads</w:t>
-      </w:r>
-      <w:proofErr w:type="gramEnd"/>
-      <w:r>
-        <w:t>.</w:t>
+        <w:t xml:space="preserve"> In code, a decision is written as if/else or switch — it blends into surrounding lines and is easy to miss. In a flowchart, every decision is a diamond shape with labelled exits, making the branching logic immediately obvious to anyone reading it. You can instantly see how many paths exist and where each leads.</w:t>
       </w:r>
     </w:p>
     <w:p>
